--- a/extrakty/doc/TC278WG4/extract_21219-1_(2016).docx
+++ b/extrakty/doc/TC278WG4/extract_21219-1_(2016).docx
@@ -179,20 +179,40 @@
         <w:rPr>
           <w:rFonts w:eastAsia="Arial"/>
         </w:rPr>
-        <w:t xml:space="preserve">Technická specifikace ISO 21219 se zabývá druhou generací protokolu TPEG pro </w:t>
-      </w:r>
-      <w:r>
-        <w:rPr>
-          <w:rFonts w:eastAsia="Arial"/>
-          <w:b/>
-        </w:rPr>
-        <w:t>poskytování informací o dopravě koncovým uživatelům</w:t>
-      </w:r>
+        <w:t xml:space="preserve">Technická specifikace ISO 21219 stanovuje formát a protokol TPEG určený pro poskytování informací o dopravě koncovým uživatelům.</w:t>
+      </w:r>
+    </w:p>
+    <w:p>
+      <w:pPr>
+        <w:pStyle w:val="Textnormy"/>
+      </w:pPr>
       <w:r>
         <w:rPr>
           <w:rFonts w:eastAsia="Arial"/>
         </w:rPr>
-        <w:t xml:space="preserve">, označovanou také jako TPEG2. </w:t>
+        <w:t xml:space="preserve">TPEG je určen pro média s vysokou přenosovou kapacitou, umožňuje informace členit strukturovaně se zvyšující se mírou detailů a komplexně popisovat polohu. Jednotlivé oblasti dopravních událostí jsou v TPEG popsány odděleně (samostatné Aplikace), to umožňuje aby struktura a obsah popisu vyhovoval požadavkům konkrétního typu události a zároveň se zbytečně nezvyšovala složitost modelu dodáním modelů dalších oblastí (jak je tomu například v DATEX II).</w:t>
+      </w:r>
+    </w:p>
+    <w:p>
+      <w:pPr>
+        <w:pStyle w:val="Textnormy"/>
+      </w:pPr>
+      <w:r>
+        <w:rPr>
+          <w:rFonts w:eastAsia="Arial"/>
+        </w:rPr>
+        <w:t xml:space="preserve">Zpráva TPEG se skládá ze tří částí (kontejnerů): kontejneru managementu zprávy, kontejneru s dopravní aplikací a kontejneru s odkazem na polohu.</w:t>
+      </w:r>
+    </w:p>
+    <w:p>
+      <w:pPr>
+        <w:pStyle w:val="Textnormy"/>
+      </w:pPr>
+      <w:r>
+        <w:rPr>
+          <w:rFonts w:eastAsia="Arial"/>
+        </w:rPr>
+        <w:t xml:space="preserve">Technická specifikace ISO 21219 se zabývá druhou generací protokolu TPEG, označovaným zkratkou TPEG2. Rozlišení TPEG/TPEG1/TPEG2 se většinou uvádí pouze v úvodní části norem/specifikací, zatímco ostatní kapitoly již mezi TPEG a TPEG2 nerozlišují - to je implicitní dle kontextu.</w:t>
       </w:r>
     </w:p>
     <w:p>
@@ -203,33 +223,7 @@
         <w:rPr>
           <w:rFonts w:eastAsia="Arial" w:cs="Arial"/>
         </w:rPr>
-        <w:t>ISO/TS 21219 obsahuje mnoho částí, které pokrývají úvod, pravidla, “nástroje” (</w:t>
-      </w:r>
-      <w:proofErr w:type="spellStart"/>
-      <w:r>
-        <w:rPr>
-          <w:rFonts w:eastAsia="Arial" w:cs="Arial"/>
-        </w:rPr>
-        <w:t>toolkity</w:t>
-      </w:r>
-      <w:proofErr w:type="spellEnd"/>
-      <w:r>
-        <w:rPr>
-          <w:rFonts w:eastAsia="Arial" w:cs="Arial"/>
-        </w:rPr>
-        <w:t>) a jednotlivé aplikace. TPEG2 je postaven na modelování v UML, se sadu základních pravidel obsahujících strategii modelování zah</w:t>
-      </w:r>
-      <w:r>
-        <w:rPr>
-          <w:rFonts w:eastAsia="Arial" w:cs="Arial"/>
-        </w:rPr>
-        <w:t>r</w:t>
-      </w:r>
-      <w:r>
-        <w:rPr>
-          <w:rFonts w:eastAsia="Arial" w:cs="Arial"/>
-        </w:rPr>
-        <w:t>nutou v částech 2, 3, 4 a na konverzi modelu do dvou fyzických formátů: binárního pro vysílání v DAB a XML pro šíření Internetem, (jiné mohou být přidány v budoucnu). TISA používá automatizovaný nástroj pro převod z UML modelu (XMI soubor) přímo do dokumentu MS Word s přílohami pro každý fyzický formát. Tento přístup umožnil snadnou udržovatelnost a rozšiřitelnost specifikace.</w:t>
+        <w:t xml:space="preserve">ISO/TS 21219 obsahuje řadu částí, které pokrývají úvod, pravidla, nástroje (toolkity) a jednotlivé aplikace. Aplikace jsou v TPEG2 popsány platformě nezávislým modelem v UML a dvěma platformě závislými modely (fyzickými formáty), binárním pro vysílání v DAB a XML pro šíření Internetem. Pro snazší práci s platformě závislými modely se veškeré změny provádí pouze na úrovni platformě nezávislého modelu a následně jsou pomocí sady pravidel (a za pomoci k tomu vytvořeného nástrojů) převedeny do platformě závislých popisů (přílohy 1 a 2 částí, stanovujících aplikace). Tato koncepční témata jsou řešena částmi, které se nazývají nástroje (toolkity).</w:t>
       </w:r>
     </w:p>
     <w:p>
@@ -240,33 +234,7 @@
         <w:rPr>
           <w:rFonts w:eastAsia="Arial"/>
         </w:rPr>
-        <w:t>TPEG2 má kontejneru koncepční strukturu obsahující 3 kontejnery: management zpráv (část 6), dopravní apl</w:t>
-      </w:r>
-      <w:r>
-        <w:rPr>
-          <w:rFonts w:eastAsia="Arial"/>
-        </w:rPr>
-        <w:t>i</w:t>
-      </w:r>
-      <w:r>
-        <w:rPr>
-          <w:rFonts w:eastAsia="Arial"/>
-        </w:rPr>
-        <w:t>kaci (mnoho dílů) a odkazování na polohu (část 7). Koncepční části jsou většinou nazývány nástroje (</w:t>
-      </w:r>
-      <w:proofErr w:type="spellStart"/>
-      <w:r>
-        <w:rPr>
-          <w:rFonts w:eastAsia="Arial"/>
-        </w:rPr>
-        <w:t>toolkity</w:t>
-      </w:r>
-      <w:proofErr w:type="spellEnd"/>
-      <w:r>
-        <w:rPr>
-          <w:rFonts w:eastAsia="Arial"/>
-        </w:rPr>
-        <w:t>). Specifikace se skládá z těchto částí (tučně je zvýrazněna část popisovaná v tomto extraktu):</w:t>
+        <w:t xml:space="preserve">Technická specifikace ISO/TS 21219 se skládá z těchto částí:</w:t>
       </w:r>
     </w:p>
     <w:p>
@@ -278,22 +246,99 @@
         </w:numPr>
         <w:ind w:left="284" w:hanging="218"/>
       </w:pPr>
-      <w:proofErr w:type="spellStart"/>
-      <w:r>
-        <w:rPr>
-          <w:b/>
-        </w:rPr>
-        <w:t>Toolkity</w:t>
-      </w:r>
-      <w:proofErr w:type="spellEnd"/>
-      <w:r>
-        <w:rPr>
-          <w:b/>
-        </w:rPr>
-        <w:t xml:space="preserve"> </w:t>
-      </w:r>
-      <w:r>
-        <w:t>(nástroje): TPEG2-INV (část 1: Úvod, číslování a verze), TPEG2-UML (část 2: Pravidla modelování pomocí UML), TPEG2-UBCR (část 3: Pravidla pro konverzi z UML do binárního kódu), TPEG2-UXCR (část 4: Pravidla pro konverzi UML do XML), TPEG2-SFW (část 5: Rámec pro služby TPEG), TPEG2-MMC (část 6: Kontejner pro management zpráv), TPEG2-LRC (část 7: Kontejner pro odkazování na polohu)</w:t>
+      <w:r>
+        <w:t xml:space="preserve">Nástroje (toolkity):</w:t>
+      </w:r>
+    </w:p>
+    <w:p>
+      <w:pPr>
+        <w:pStyle w:val="Seznamvnorm"/>
+        <w:numPr>
+          <w:ilvl w:val="1"/>
+          <w:numId w:val="30"/>
+        </w:numPr>
+        <w:ind w:left="644" w:hanging="218"/>
+      </w:pPr>
+      <w:r>
+        <w:t xml:space="preserve">TPEG2-INV (část 1: Úvod, číslování a verze),</w:t>
+      </w:r>
+    </w:p>
+    <w:p>
+      <w:pPr>
+        <w:pStyle w:val="Seznamvnorm"/>
+        <w:numPr>
+          <w:ilvl w:val="1"/>
+          <w:numId w:val="30"/>
+        </w:numPr>
+        <w:ind w:left="644" w:hanging="218"/>
+      </w:pPr>
+      <w:r>
+        <w:t xml:space="preserve">TPEG2-UML (část 2: Pravidla modelování pomocí UML),</w:t>
+      </w:r>
+    </w:p>
+    <w:p>
+      <w:pPr>
+        <w:pStyle w:val="Seznamvnorm"/>
+        <w:numPr>
+          <w:ilvl w:val="1"/>
+          <w:numId w:val="30"/>
+        </w:numPr>
+        <w:ind w:left="644" w:hanging="218"/>
+      </w:pPr>
+      <w:r>
+        <w:t xml:space="preserve">TPEG2-UBCR (část 3: Pravidla pro konverzi z UML do binárního kódu),</w:t>
+      </w:r>
+    </w:p>
+    <w:p>
+      <w:pPr>
+        <w:pStyle w:val="Seznamvnorm"/>
+        <w:numPr>
+          <w:ilvl w:val="1"/>
+          <w:numId w:val="30"/>
+        </w:numPr>
+        <w:ind w:left="644" w:hanging="218"/>
+      </w:pPr>
+      <w:r>
+        <w:t xml:space="preserve">TPEG2-UXCR (část 4: Pravidla pro konverzi UML do XML),</w:t>
+      </w:r>
+    </w:p>
+    <w:p>
+      <w:pPr>
+        <w:pStyle w:val="Seznamvnorm"/>
+        <w:numPr>
+          <w:ilvl w:val="1"/>
+          <w:numId w:val="30"/>
+        </w:numPr>
+        <w:ind w:left="644" w:hanging="218"/>
+      </w:pPr>
+      <w:r>
+        <w:t xml:space="preserve">TPEG2-SFW (část 5: Rámec pro služby TPEG),</w:t>
+      </w:r>
+    </w:p>
+    <w:p>
+      <w:pPr>
+        <w:pStyle w:val="Seznamvnorm"/>
+        <w:numPr>
+          <w:ilvl w:val="1"/>
+          <w:numId w:val="30"/>
+        </w:numPr>
+        <w:ind w:left="644" w:hanging="218"/>
+      </w:pPr>
+      <w:r>
+        <w:t xml:space="preserve">TPEG2-MMC (část 6: Kontejner pro management zpráv) a</w:t>
+      </w:r>
+    </w:p>
+    <w:p>
+      <w:pPr>
+        <w:pStyle w:val="Seznamvnorm"/>
+        <w:numPr>
+          <w:ilvl w:val="1"/>
+          <w:numId w:val="30"/>
+        </w:numPr>
+        <w:ind w:left="644" w:hanging="218"/>
+      </w:pPr>
+      <w:r>
+        <w:t xml:space="preserve">TPEG2-LRC (část 7: Kontejner pro odkazování na polohu)</w:t>
       </w:r>
     </w:p>
     <w:p>
@@ -306,13 +351,46 @@
         <w:ind w:left="284" w:hanging="218"/>
       </w:pPr>
       <w:r>
-        <w:rPr>
-          <w:b/>
-        </w:rPr>
-        <w:t>Speciální aplikace</w:t>
-      </w:r>
-      <w:r>
-        <w:t>: TPEG2-SNI (část 9: Informace o službách a síti), TPEG2-CAI (část 10: Informace o podmíněném přístupu), TPEG2-LTE (část 24: Slabé šifrování)</w:t>
+        <w:t xml:space="preserve">Speciální aplikace:</w:t>
+      </w:r>
+    </w:p>
+    <w:p>
+      <w:pPr>
+        <w:pStyle w:val="Seznamvnorm"/>
+        <w:numPr>
+          <w:ilvl w:val="1"/>
+          <w:numId w:val="30"/>
+        </w:numPr>
+        <w:ind w:left="644" w:hanging="218"/>
+      </w:pPr>
+      <w:r>
+        <w:t xml:space="preserve">TPEG2-SNI (část 9: Informace o službách a síti),</w:t>
+      </w:r>
+    </w:p>
+    <w:p>
+      <w:pPr>
+        <w:pStyle w:val="Seznamvnorm"/>
+        <w:numPr>
+          <w:ilvl w:val="1"/>
+          <w:numId w:val="30"/>
+        </w:numPr>
+        <w:ind w:left="644" w:hanging="218"/>
+      </w:pPr>
+      <w:r>
+        <w:t xml:space="preserve">TPEG2-CAI (část 10: Informace o podmíněném přístupu),</w:t>
+      </w:r>
+    </w:p>
+    <w:p>
+      <w:pPr>
+        <w:pStyle w:val="Seznamvnorm"/>
+        <w:numPr>
+          <w:ilvl w:val="1"/>
+          <w:numId w:val="30"/>
+        </w:numPr>
+        <w:ind w:left="644" w:hanging="218"/>
+      </w:pPr>
+      <w:r>
+        <w:t xml:space="preserve">TPEG2-LTE (část 24: Jednoduché šifrování)</w:t>
       </w:r>
     </w:p>
     <w:p>
@@ -325,27 +403,59 @@
         <w:ind w:left="284" w:hanging="218"/>
       </w:pPr>
       <w:r>
-        <w:rPr>
-          <w:b/>
-        </w:rPr>
-        <w:t>Odkazování na polohu</w:t>
-      </w:r>
-      <w:r>
-        <w:t>: TPEG2-ULR (část 11: Odkazování na polohu v aplikacích), TPEG2-ETL (část 20: Odkazování na polohu pomocí rozšířeného TMC), TPEG2-GLR (část 21: Geografické odkazování na pol</w:t>
-      </w:r>
-      <w:r>
-        <w:t>o</w:t>
-      </w:r>
-      <w:r>
-        <w:t xml:space="preserve">hu), TPEG2-OLR (část 22: Odkazování na polohu pomocí </w:t>
-      </w:r>
-      <w:proofErr w:type="spellStart"/>
-      <w:r>
-        <w:t>OpenLR</w:t>
-      </w:r>
-      <w:proofErr w:type="spellEnd"/>
-      <w:r>
-        <w:t>)</w:t>
+        <w:t xml:space="preserve">Odkazování na polohu:</w:t>
+      </w:r>
+    </w:p>
+    <w:p>
+      <w:pPr>
+        <w:pStyle w:val="Seznamvnorm"/>
+        <w:numPr>
+          <w:ilvl w:val="1"/>
+          <w:numId w:val="30"/>
+        </w:numPr>
+        <w:ind w:left="644" w:hanging="218"/>
+      </w:pPr>
+      <w:r>
+        <w:t xml:space="preserve">TPEG2-ULR (část 11: Odkazování na polohu v aplikacích),</w:t>
+      </w:r>
+    </w:p>
+    <w:p>
+      <w:pPr>
+        <w:pStyle w:val="Seznamvnorm"/>
+        <w:numPr>
+          <w:ilvl w:val="1"/>
+          <w:numId w:val="30"/>
+        </w:numPr>
+        <w:ind w:left="644" w:hanging="218"/>
+      </w:pPr>
+      <w:r>
+        <w:t xml:space="preserve">TPEG2-ETL (část 20: Odkazování na polohu metodou rozšířeného TMC),</w:t>
+      </w:r>
+    </w:p>
+    <w:p>
+      <w:pPr>
+        <w:pStyle w:val="Seznamvnorm"/>
+        <w:numPr>
+          <w:ilvl w:val="1"/>
+          <w:numId w:val="30"/>
+        </w:numPr>
+        <w:ind w:left="644" w:hanging="218"/>
+      </w:pPr>
+      <w:r>
+        <w:t xml:space="preserve">TPEG2-GLR (část 21: Geografické odkazování na polohu),</w:t>
+      </w:r>
+    </w:p>
+    <w:p>
+      <w:pPr>
+        <w:pStyle w:val="Seznamvnorm"/>
+        <w:numPr>
+          <w:ilvl w:val="1"/>
+          <w:numId w:val="30"/>
+        </w:numPr>
+        <w:ind w:left="644" w:hanging="218"/>
+      </w:pPr>
+      <w:r>
+        <w:t xml:space="preserve">TPEG2-OLR (část 22: Odkazování na polohu metodou OpenLR)</w:t>
       </w:r>
     </w:p>
     <w:p>
@@ -358,71 +468,150 @@
         <w:ind w:left="284" w:hanging="218"/>
       </w:pPr>
       <w:r>
-        <w:rPr>
-          <w:b/>
-        </w:rPr>
-        <w:t>Aplikace</w:t>
-      </w:r>
-      <w:r>
-        <w:t>: TPEG2-RTM (část 12: Aplikace pro zprávy o silniční dopravě), TPEG2-PTI (část 13: Aplikace pro informace o veřejné dopravě), TPEG2-PKI (část 14: Aplikace pro informace o parkování), TPEG2-TEC (část 15: Aplikace pro vybrané dopravní události), TPEG2-FPI (část 16: Aplikace pro informace o cenách poho</w:t>
-      </w:r>
-      <w:r>
-        <w:t>n</w:t>
-      </w:r>
-      <w:r>
-        <w:t>ných hmot), TPEG2-SPI (část 17: Aplikace pro informace o rychlostních omezeních), TPEG2-TFP (část 18: Aplikace pro informace o stavu dopravního proudu a jeho predikci), TPEG2-WEA (část 19: Aplikace pro i</w:t>
-      </w:r>
-      <w:r>
-        <w:t>n</w:t>
-      </w:r>
-      <w:r>
-        <w:t>formace o počasí), TPEG2-RMR (část 23: Aplikace pro informace o multimodálních trasách), TPEG2-EMI (část 25: Informace o elektro mobilitě) a další.</w:t>
+        <w:t xml:space="preserve">Aplikace:</w:t>
       </w:r>
     </w:p>
     <w:p>
       <w:pPr>
-        <w:pStyle w:val="Textnormy"/>
-      </w:pPr>
-      <w:r>
-        <w:rPr>
-          <w:rFonts w:eastAsia="Arial"/>
-        </w:rPr>
-        <w:t>Na rozdíl od RDS-TMC, které je svým způsobem popisu události jedno úrovňové, umožňuje TPEG informace členit strukturovaně se zvyšující se mírou detailu. Dopravní události popisuje TPEG je úzkoprofilově, je vždy zaměřen na jeden konkrétní typ situací (například pro ceny pohonných hmot, dojezdové doby atd.), které pop</w:t>
-      </w:r>
-      <w:r>
-        <w:rPr>
-          <w:rFonts w:eastAsia="Arial"/>
-        </w:rPr>
-        <w:t>i</w:t>
-      </w:r>
-      <w:r>
-        <w:rPr>
-          <w:rFonts w:eastAsia="Arial"/>
-        </w:rPr>
-        <w:t xml:space="preserve">suje do větší hloubky, každému typu je věnována samostatná část specifikace, tzv. Aplikace TPEG. </w:t>
+        <w:pStyle w:val="Seznamvnorm"/>
+        <w:numPr>
+          <w:ilvl w:val="1"/>
+          <w:numId w:val="30"/>
+        </w:numPr>
+        <w:ind w:left="644" w:hanging="218"/>
+      </w:pPr>
+      <w:r>
+        <w:t xml:space="preserve">TPEG2-RTM (část 12: Aplikace pro zprávy o silniční dopravě),</w:t>
       </w:r>
     </w:p>
     <w:p>
       <w:pPr>
-        <w:pStyle w:val="Textnormy"/>
-      </w:pPr>
-      <w:r>
-        <w:rPr>
-          <w:rFonts w:eastAsia="Arial"/>
-        </w:rPr>
-        <w:t>Rozlišení TPEG / TPEG1 / TPEG2 se většinou uvádí pouze v úvodu částí norem/specifikací, zatímco ostatní kapitoly již mezi TPEG a TPEG2 nerozlišují - to je implicitní dle kontextu, stejným způsobem k tomu přistupuj</w:t>
-      </w:r>
-      <w:r>
-        <w:rPr>
-          <w:rFonts w:eastAsia="Arial"/>
-        </w:rPr>
-        <w:t>e</w:t>
-      </w:r>
-      <w:r>
-        <w:rPr>
-          <w:rFonts w:eastAsia="Arial"/>
-        </w:rPr>
-        <w:t>me i v tomto extraktu.</w:t>
+        <w:pStyle w:val="Seznamvnorm"/>
+        <w:numPr>
+          <w:ilvl w:val="1"/>
+          <w:numId w:val="30"/>
+        </w:numPr>
+        <w:ind w:left="644" w:hanging="218"/>
+      </w:pPr>
+      <w:r>
+        <w:t xml:space="preserve">TPEG2-PTI (část 13: Aplikace pro informace o veřejné dopravě),</w:t>
+      </w:r>
+    </w:p>
+    <w:p>
+      <w:pPr>
+        <w:pStyle w:val="Seznamvnorm"/>
+        <w:numPr>
+          <w:ilvl w:val="1"/>
+          <w:numId w:val="30"/>
+        </w:numPr>
+        <w:ind w:left="644" w:hanging="218"/>
+      </w:pPr>
+      <w:r>
+        <w:t xml:space="preserve">TPEG2-PKI (část 14: Aplikace pro informace o parkování),</w:t>
+      </w:r>
+    </w:p>
+    <w:p>
+      <w:pPr>
+        <w:pStyle w:val="Seznamvnorm"/>
+        <w:numPr>
+          <w:ilvl w:val="1"/>
+          <w:numId w:val="30"/>
+        </w:numPr>
+        <w:ind w:left="644" w:hanging="218"/>
+      </w:pPr>
+      <w:r>
+        <w:t xml:space="preserve">TPEG2-TEC (část 15: Aplikace pro vybrané dopravní události),</w:t>
+      </w:r>
+    </w:p>
+    <w:p>
+      <w:pPr>
+        <w:pStyle w:val="Seznamvnorm"/>
+        <w:numPr>
+          <w:ilvl w:val="1"/>
+          <w:numId w:val="30"/>
+        </w:numPr>
+        <w:ind w:left="644" w:hanging="218"/>
+      </w:pPr>
+      <w:r>
+        <w:t xml:space="preserve">TPEG2-FPI (část 16: Aplikace pro informace o cenách pohonných hmot),</w:t>
+      </w:r>
+    </w:p>
+    <w:p>
+      <w:pPr>
+        <w:pStyle w:val="Seznamvnorm"/>
+        <w:numPr>
+          <w:ilvl w:val="1"/>
+          <w:numId w:val="30"/>
+        </w:numPr>
+        <w:ind w:left="644" w:hanging="218"/>
+      </w:pPr>
+      <w:r>
+        <w:t xml:space="preserve">TPEG2-SPI (část 17: Aplikace pro informace o rychlostních omezeních),</w:t>
+      </w:r>
+    </w:p>
+    <w:p>
+      <w:pPr>
+        <w:pStyle w:val="Seznamvnorm"/>
+        <w:numPr>
+          <w:ilvl w:val="1"/>
+          <w:numId w:val="30"/>
+        </w:numPr>
+        <w:ind w:left="644" w:hanging="218"/>
+      </w:pPr>
+      <w:r>
+        <w:t xml:space="preserve">TPEG2-TFP (část 18: Aplikace pro informace o stavu dopravního proudu a jeho predikci),</w:t>
+      </w:r>
+    </w:p>
+    <w:p>
+      <w:pPr>
+        <w:pStyle w:val="Seznamvnorm"/>
+        <w:numPr>
+          <w:ilvl w:val="1"/>
+          <w:numId w:val="30"/>
+        </w:numPr>
+        <w:ind w:left="644" w:hanging="218"/>
+      </w:pPr>
+      <w:r>
+        <w:t xml:space="preserve">TPEG2-WEA (část 19: Aplikace pro informace o počasí),</w:t>
+      </w:r>
+    </w:p>
+    <w:p>
+      <w:pPr>
+        <w:pStyle w:val="Seznamvnorm"/>
+        <w:numPr>
+          <w:ilvl w:val="1"/>
+          <w:numId w:val="30"/>
+        </w:numPr>
+        <w:ind w:left="644" w:hanging="218"/>
+      </w:pPr>
+      <w:r>
+        <w:t xml:space="preserve">TPEG2-RMR (část 23: Aplikace pro informace o multimodálních trasách),</w:t>
+      </w:r>
+    </w:p>
+    <w:p>
+      <w:pPr>
+        <w:pStyle w:val="Seznamvnorm"/>
+        <w:numPr>
+          <w:ilvl w:val="1"/>
+          <w:numId w:val="30"/>
+        </w:numPr>
+        <w:ind w:left="644" w:hanging="218"/>
+      </w:pPr>
+      <w:r>
+        <w:t xml:space="preserve">TPEG2-EMI (část 25: Nabíjecí infrastruktura pro elektromobily)</w:t>
+      </w:r>
+    </w:p>
+    <w:p>
+      <w:pPr>
+        <w:pStyle w:val="Seznamvnorm"/>
+        <w:numPr>
+          <w:ilvl w:val="1"/>
+          <w:numId w:val="30"/>
+        </w:numPr>
+        <w:ind w:left="644" w:hanging="218"/>
+      </w:pPr>
+      <w:r>
+        <w:t xml:space="preserve">další aplikace se stále doplňují.</w:t>
       </w:r>
     </w:p>
     <w:p>
@@ -455,7 +644,10 @@
         <w:pStyle w:val="Poznmka"/>
       </w:pPr>
       <w:r>
-        <w:t>Poznámka: Extrakt přejímá původní číslování kapitol.</w:t>
+        <w:rPr>
+          <w:i/>
+        </w:rPr>
+        <w:t xml:space="preserve">Poznámka: Extrakt uvádí vybrané kapitoly popisovaného dokumentu a přejímá původní číslování kapitol.</w:t>
       </w:r>
     </w:p>
     <w:p>
@@ -636,7 +828,7 @@
         <w:rPr>
           <w:rFonts w:eastAsia="Arial"/>
         </w:rPr>
-        <w:t>Popisovaný dokument souvisí s mnoha částmi specifikace TPEG2, které vyjmenovává v předmluvě (počet částí se stále rozšiřuje). Skutečně použité normy/dokumenty cituje v textu a uvádí v kapitole 8 Bibliografie a kapitole 2 Citované dokumenty, kde uvádí 18 norem. Všechny odkazované normy mají pro popisovaný dokument stejný význam.</w:t>
+        <w:t xml:space="preserve">Tento dokument uvádí 18 normativních odkazů na normu TPEG2 ISO 21219  části 1-7, 9-11, 14-16,18, 21-25 stanovující sestavení zpráv z kontejnerů, odvození z modelu UML, vysílání zpráv a jejich signalizaci a jednotlivé aplikace, zmíněné také v úvodu. Dále jsou to tři normy na popis polohy, ISO 17572 části 1-3 základy, popis polohy pomocí sdílených číselníků (pre-coded) a dynamickou lokalizaci.</w:t>
       </w:r>
     </w:p>
     <w:p>
@@ -790,51 +982,7 @@
           <w:rFonts w:eastAsia="Arial"/>
           <w:color w:val="000000"/>
         </w:rPr>
-        <w:t xml:space="preserve">Tato kapitola </w:t>
-      </w:r>
-      <w:r>
-        <w:rPr>
-          <w:rFonts w:eastAsia="Arial"/>
-        </w:rPr>
-        <w:t xml:space="preserve">obsahuje </w:t>
-      </w:r>
-      <w:r>
-        <w:rPr>
-          <w:rFonts w:eastAsia="Arial"/>
-          <w:color w:val="000000"/>
-        </w:rPr>
-        <w:t>přes 30 zkratek,</w:t>
-      </w:r>
-      <w:r>
-        <w:rPr>
-          <w:rFonts w:eastAsia="Arial"/>
-        </w:rPr>
-        <w:t xml:space="preserve"> v</w:t>
-      </w:r>
-      <w:r>
-        <w:rPr>
-          <w:rFonts w:eastAsia="Arial"/>
-          <w:color w:val="000000"/>
-        </w:rPr>
-        <w:t xml:space="preserve">ětšina zkratek se týká informací obsažených v předmluvě, nesouvisí tedy s vlastním textem normy. </w:t>
-      </w:r>
-      <w:r>
-        <w:rPr>
-          <w:rFonts w:eastAsia="Arial"/>
-        </w:rPr>
-        <w:t xml:space="preserve">V popisované dokumentu nejsou uvedeny všechny </w:t>
-      </w:r>
-      <w:r>
-        <w:rPr>
-          <w:rFonts w:eastAsia="Arial"/>
-        </w:rPr>
-        <w:t>třípísmenné</w:t>
-      </w:r>
-      <w:r>
-        <w:rPr>
-          <w:rFonts w:eastAsia="Arial"/>
-        </w:rPr>
-        <w:t xml:space="preserve"> zkratky norem TPEG. Nicméně tyto zkratky i jejich vysvětlení uvádíme jako součást výčtu částí specifikace v úvodu tohoto extraktu, proto je zde dále neuvádíme.</w:t>
+        <w:t xml:space="preserve">Tato kapitola stanovuje 31 zkratek, většina zkratek se týká informací obsažených v předmluvě, nesouvisí tedy s vlastním textem normy. V popisované dokumentu nejsou uvedeny všechny třípísmenné zkratky norem TPEG. Zkratky i jejich vysvětlení uvádíme jako součást výčtu částí specifikace v úvodu tohoto extraktu, proto je zde dále neuvádíme.</w:t>
       </w:r>
     </w:p>
     <w:p>
@@ -1022,10 +1170,10 @@
         <w:pStyle w:val="NadpisTabObr"/>
       </w:pPr>
       <w:r>
-        <w:t>Tabulka 1 – Ukázka tabulky obsahující identifikátory aplikací TPEG</w:t>
-      </w:r>
-      <w:r>
-        <w:t xml:space="preserve"> (tab. 1 normy)</w:t>
+        <w:t xml:space="preserve">Obrázek 1 – </w:t>
+      </w:r>
+      <w:r>
+        <w:t xml:space="preserve">Ukázka tabulky obsahující identifikátory aplikací TPEG (tab. 1 normy)</w:t>
       </w:r>
     </w:p>
     <w:p>
@@ -1153,13 +1301,7 @@
           <w:rFonts w:eastAsia="Arial"/>
           <w:color w:val="000000"/>
         </w:rPr>
-        <w:t>8 </w:t>
-      </w:r>
-      <w:r>
-        <w:rPr>
-          <w:rFonts w:eastAsia="Arial"/>
-        </w:rPr>
-        <w:t>Bibliografie</w:t>
+        <w:t xml:space="preserve">8 Literatura</w:t>
       </w:r>
     </w:p>
     <w:p>
@@ -1350,7 +1492,10 @@
         <w:pStyle w:val="NadpisTabObr"/>
       </w:pPr>
       <w:r>
-        <w:t>Tabulka 2 – Tabulka typů dokumentů TPEG (část tabulky 2 z Přílohy A)</w:t>
+        <w:t xml:space="preserve">Obrázek 2 – </w:t>
+      </w:r>
+      <w:r>
+        <w:t xml:space="preserve">Tabulka typů dokumentů TPEG (část tabulky 2 z Přílohy A)</w:t>
       </w:r>
     </w:p>
     <w:p>

--- a/extrakty/doc/TC278WG4/extract_21219-1_(2016).docx
+++ b/extrakty/doc/TC278WG4/extract_21219-1_(2016).docx
@@ -641,11 +641,11 @@
     </w:p>
     <w:p>
       <w:pPr>
-        <w:pStyle w:val="Poznmka"/>
+        <w:pStyle w:val="Textnormy"/>
       </w:pPr>
       <w:r>
         <w:rPr>
-          <w:i/>
+          <w:rFonts w:eastAsia="Arial"/>
         </w:rPr>
         <w:t xml:space="preserve">Poznámka: Extrakt uvádí vybrané kapitoly popisovaného dokumentu a přejímá původní číslování kapitol.</w:t>
       </w:r>
@@ -814,10 +814,29 @@
         <w:pStyle w:val="Nadpis1"/>
       </w:pPr>
       <w:r>
+        <w:t xml:space="preserve">1 Předmět normy</w:t>
+      </w:r>
+    </w:p>
+    <w:p>
+      <w:pPr>
+        <w:pStyle w:val="Textnormy"/>
+      </w:pPr>
+      <w:r>
         <w:rPr>
           <w:rFonts w:eastAsia="Arial"/>
         </w:rPr>
-        <w:t>Souvisící normy</w:t>
+        <w:t>Popisovaný dokument uvádí ucelený seznam norem TPEG2 s jejich zkratkami, čísly a dalšími identifikačními znaky (k době revize dokumentu). Přiděluje aplikacím TPEG2 číselné identifikátory AID a stanovuje pravidla pro číslování verzí.</w:t>
+      </w:r>
+    </w:p>
+    <w:p>
+      <w:pPr>
+        <w:pStyle w:val="Nadpis1"/>
+      </w:pPr>
+      <w:r>
+        <w:rPr>
+          <w:rFonts w:eastAsia="Arial"/>
+        </w:rPr>
+        <w:t xml:space="preserve">2 Souvisící normy</w:t>
       </w:r>
     </w:p>
     <w:p>
@@ -836,26 +855,7 @@
         <w:pStyle w:val="Nadpis1"/>
       </w:pPr>
       <w:r>
-        <w:t>1 Předmět</w:t>
-      </w:r>
-    </w:p>
-    <w:p>
-      <w:pPr>
-        <w:pStyle w:val="Textnormy"/>
-      </w:pPr>
-      <w:r>
-        <w:rPr>
-          <w:rFonts w:eastAsia="Arial"/>
-        </w:rPr>
-        <w:t>Popisovaný dokument uvádí ucelený seznam norem TPEG2 s jejich zkratkami, čísly a dalšími identifikačními znaky (k době revize dokumentu). Přiděluje aplikacím TPEG2 číselné identifikátory AID a stanovuje pravidla pro číslování verzí.</w:t>
-      </w:r>
-    </w:p>
-    <w:p>
-      <w:pPr>
-        <w:pStyle w:val="Nadpis1"/>
-      </w:pPr>
-      <w:r>
-        <w:t>3 Termíny a definice</w:t>
+        <w:t xml:space="preserve">3 Termíny a definice</w:t>
       </w:r>
     </w:p>
     <w:p>
@@ -967,10 +967,21 @@
     </w:p>
     <w:p>
       <w:pPr>
+        <w:pStyle w:val="Textnormy"/>
+      </w:pPr>
+      <w:r>
+        <w:rPr>
+          <w:rFonts w:eastAsia="Arial"/>
+        </w:rPr>
+        <w:t xml:space="preserve">Další termíny a zkratky z oboru ITS jsou obsaženy ve slovníku ITS terminology.</w:t>
+      </w:r>
+    </w:p>
+    <w:p>
+      <w:pPr>
         <w:pStyle w:val="Nadpis1"/>
       </w:pPr>
       <w:r>
-        <w:t>4 Zkratky</w:t>
+        <w:t xml:space="preserve">4 Symboly a zkratky</w:t>
       </w:r>
     </w:p>
     <w:p>
@@ -1072,40 +1083,8 @@
       <w:r>
         <w:rPr>
           <w:rFonts w:eastAsia="Arial"/>
-          <w:highlight w:val="white"/>
         </w:rPr>
-        <w:t xml:space="preserve">Termíny a zkratky z oboru ITS jsou obsahem slovníku ITS </w:t>
-      </w:r>
-      <w:r>
-        <w:rPr>
-          <w:rFonts w:eastAsia="Arial"/>
-          <w:highlight w:val="white"/>
-        </w:rPr>
-        <w:t xml:space="preserve">terminology </w:t>
-      </w:r>
-      <w:r>
-        <w:rPr>
-          <w:rFonts w:eastAsia="Arial"/>
-          <w:highlight w:val="white"/>
-        </w:rPr>
-        <w:t>(</w:t>
-      </w:r>
-      <w:hyperlink r:id="rId9">
-        <w:r>
-          <w:rPr>
-            <w:rFonts w:eastAsia="Arial"/>
-            <w:color w:val="6611CC"/>
-            <w:highlight w:val="white"/>
-          </w:rPr>
-          <w:t>www.itsterminology.org</w:t>
-        </w:r>
-      </w:hyperlink>
-      <w:r>
-        <w:rPr>
-          <w:rFonts w:eastAsia="Arial"/>
-          <w:highlight w:val="white"/>
-        </w:rPr>
-        <w:t>).</w:t>
+        <w:t xml:space="preserve">Další termíny a zkratky z oboru ITS jsou obsaženy ve slovníku ITS terminology (www.ITSterminology.org).</w:t>
       </w:r>
     </w:p>
     <w:p>

--- a/extrakty/doc/TC278WG4/extract_21219-1_(2016).docx
+++ b/extrakty/doc/TC278WG4/extract_21219-1_(2016).docx
@@ -120,10 +120,10 @@
               <w:pStyle w:val="1StrTrZn"/>
             </w:pPr>
             <w:r>
-              <w:t xml:space="preserve">01 </w:t>
+              <w:t xml:space="preserve"/>
             </w:r>
             <w:r>
-              <w:t>8259</w:t>
+              <w:t/>
             </w:r>
             <w:bookmarkStart w:id="0" w:name="_GoBack"/>
             <w:bookmarkEnd w:id="0"/>
@@ -140,16 +140,16 @@
         <w:rPr>
           <w:rFonts w:eastAsia="Arial"/>
         </w:rPr>
-        <w:t>Vydána</w:t>
-      </w:r>
-      <w:r>
-        <w:t xml:space="preserve"> 201</w:t>
-      </w:r>
-      <w:r>
-        <w:t>6</w:t>
-      </w:r>
-      <w:r>
-        <w:t>, 20 stran</w:t>
+        <w:t xml:space="preserve">Vydána 2016, 9 stran</w:t>
+      </w:r>
+      <w:r>
+        <w:t xml:space="preserve"/>
+      </w:r>
+      <w:r>
+        <w:t/>
+      </w:r>
+      <w:r>
+        <w:t/>
       </w:r>
     </w:p>
     <w:p>
